--- a/docs/graph2/Graph2_利用手引き.docx
+++ b/docs/graph2/Graph2_利用手引き.docx
@@ -3,27 +3,38 @@
 <w:document xmlns:wpc="http://schemas.microsoft.com/office/word/2010/wordprocessingCanvas" xmlns:mo="http://schemas.microsoft.com/office/mac/office/2008/main" xmlns:mc="http://schemas.openxmlformats.org/markup-compatibility/2006" xmlns:mv="urn:schemas-microsoft-com:mac:vml" xmlns:o="urn:schemas-microsoft-com:office:office" xmlns:r="http://schemas.openxmlformats.org/officeDocument/2006/relationships" xmlns:m="http://schemas.openxmlformats.org/officeDocument/2006/math" xmlns:v="urn:schemas-microsoft-com:vml" xmlns:wp14="http://schemas.microsoft.com/office/word/2010/wordprocessingDrawing" xmlns:wp="http://schemas.openxmlformats.org/drawingml/2006/wordprocessingDrawing" xmlns:w10="urn:schemas-microsoft-com:office:word" xmlns:w="http://schemas.openxmlformats.org/wordprocessingml/2006/main" xmlns:w14="http://schemas.microsoft.com/office/word/2010/wordml" xmlns:wpg="http://schemas.microsoft.com/office/word/2010/wordprocessingGroup" xmlns:wpi="http://schemas.microsoft.com/office/word/2010/wordprocessingInk" xmlns:wne="http://schemas.microsoft.com/office/word/2006/wordml" xmlns:wps="http://schemas.microsoft.com/office/word/2010/wordprocessingShape" mc:Ignorable="w14 wp14">
   <w:body>
     <w:p>
+      <w:pPr>
+        <w:pBdr>
+          <w:left w:val="single" w:sz="24" w:space="8" w:color="1F5C99"/>
+        </w:pBdr>
+        <w:spacing w:after="40"/>
+        <w:ind w:left="142"/>
+      </w:pPr>
       <w:r>
         <w:rPr>
-          <w:rFonts w:ascii="Meiryo UI" w:hAnsi="Meiryo UI" w:eastAsia="Meiryo UI"/>
+          <w:rFonts w:ascii="BIZ UDPGothic" w:hAnsi="BIZ UDPGothic" w:eastAsia="BIZ UDPGothic"/>
           <w:b/>
           <w:i w:val="0"/>
-          <w:color w:val="1F5C99"/>
-          <w:sz w:val="44"/>
+          <w:color w:val="20242C"/>
+          <w:sz w:val="56"/>
         </w:rPr>
         <w:t>graph2 利用手引き（CLI）</w:t>
       </w:r>
     </w:p>
     <w:p>
+      <w:pPr>
+        <w:spacing w:after="160"/>
+        <w:ind w:left="142"/>
+      </w:pPr>
       <w:r>
         <w:rPr>
-          <w:rFonts w:ascii="Meiryo UI" w:hAnsi="Meiryo UI" w:eastAsia="Meiryo UI"/>
+          <w:rFonts w:ascii="BIZ UDPGothic" w:hAnsi="BIZ UDPGothic" w:eastAsia="BIZ UDPGothic"/>
           <w:b w:val="0"/>
           <w:i w:val="0"/>
           <w:color w:val="606874"/>
           <w:sz w:val="22"/>
         </w:rPr>
-        <w:t>円グラフ SVG レンダラ ／ 開発者・オペレータ向け</w:t>
+        <w:t>円グラフ SVG レンダラ ／ 開発者・オペレータ向け ・ 版 1.0</w:t>
       </w:r>
     </w:p>
     <w:p>
@@ -32,21 +43,7 @@
       </w:pPr>
       <w:r>
         <w:rPr>
-          <w:rFonts w:ascii="Meiryo UI" w:hAnsi="Meiryo UI" w:eastAsia="Meiryo UI"/>
-          <w:b w:val="0"/>
-          <w:i w:val="0"/>
-          <w:sz w:val="19"/>
-        </w:rPr>
-        <w:t>版: 1.0</w:t>
-      </w:r>
-    </w:p>
-    <w:p>
-      <w:pPr>
-        <w:spacing w:after="80"/>
-      </w:pPr>
-      <w:r>
-        <w:rPr>
-          <w:rFonts w:ascii="Meiryo UI" w:hAnsi="Meiryo UI" w:eastAsia="Meiryo UI"/>
+          <w:rFonts w:ascii="BIZ UDPGothic" w:hAnsi="BIZ UDPGothic" w:eastAsia="BIZ UDPGothic"/>
           <w:b w:val="0"/>
           <w:i w:val="0"/>
           <w:sz w:val="21"/>
@@ -57,14 +54,18 @@
     <w:p>
       <w:pPr>
         <w:spacing w:before="200" w:after="60"/>
+        <w:pBdr>
+          <w:left w:val="single" w:sz="24" w:space="8" w:color="1F5C99"/>
+        </w:pBdr>
+        <w:ind w:left="113"/>
       </w:pPr>
       <w:r>
         <w:rPr>
-          <w:rFonts w:ascii="Meiryo UI" w:hAnsi="Meiryo UI" w:eastAsia="Meiryo UI"/>
+          <w:rFonts w:ascii="BIZ UDPGothic" w:hAnsi="BIZ UDPGothic" w:eastAsia="BIZ UDPGothic"/>
           <w:b/>
           <w:i w:val="0"/>
-          <w:color w:val="1F5C99"/>
-          <w:sz w:val="30"/>
+          <w:color w:val="20242C"/>
+          <w:sz w:val="32"/>
         </w:rPr>
         <w:t>1. セットアップ</w:t>
       </w:r>
@@ -73,11 +74,11 @@
       <w:pPr>
         <w:spacing w:before="60" w:after="120"/>
         <w:ind w:left="170"/>
-        <w:shd w:val="clear" w:color="auto" w:fill="F2F4F7"/>
+        <w:shd w:val="clear" w:color="auto" w:fill="F4F6F8"/>
       </w:pPr>
       <w:r>
         <w:rPr>
-          <w:rFonts w:ascii="ＭＳ ゴシック" w:hAnsi="ＭＳ ゴシック" w:eastAsia="ＭＳ ゴシック"/>
+          <w:rFonts w:ascii="BIZ UDGothic" w:hAnsi="BIZ UDGothic" w:eastAsia="BIZ UDGothic"/>
           <w:b w:val="0"/>
           <w:i w:val="0"/>
           <w:sz w:val="17"/>
@@ -94,14 +95,18 @@
     <w:p>
       <w:pPr>
         <w:spacing w:before="200" w:after="60"/>
+        <w:pBdr>
+          <w:left w:val="single" w:sz="24" w:space="8" w:color="1F5C99"/>
+        </w:pBdr>
+        <w:ind w:left="113"/>
       </w:pPr>
       <w:r>
         <w:rPr>
-          <w:rFonts w:ascii="Meiryo UI" w:hAnsi="Meiryo UI" w:eastAsia="Meiryo UI"/>
+          <w:rFonts w:ascii="BIZ UDPGothic" w:hAnsi="BIZ UDPGothic" w:eastAsia="BIZ UDPGothic"/>
           <w:b/>
           <w:i w:val="0"/>
-          <w:color w:val="1F5C99"/>
-          <w:sz w:val="30"/>
+          <w:color w:val="20242C"/>
+          <w:sz w:val="32"/>
         </w:rPr>
         <w:t>2. CLI の使い方</w:t>
       </w:r>
@@ -112,7 +117,7 @@
       </w:pPr>
       <w:r>
         <w:rPr>
-          <w:rFonts w:ascii="Meiryo UI" w:hAnsi="Meiryo UI" w:eastAsia="Meiryo UI"/>
+          <w:rFonts w:ascii="BIZ UDPGothic" w:hAnsi="BIZ UDPGothic" w:eastAsia="BIZ UDPGothic"/>
           <w:b w:val="0"/>
           <w:i w:val="0"/>
           <w:sz w:val="21"/>
@@ -121,7 +126,7 @@
       </w:r>
       <w:r>
         <w:rPr>
-          <w:rFonts w:ascii="ＭＳ ゴシック" w:hAnsi="ＭＳ ゴシック" w:eastAsia="ＭＳ ゴシック"/>
+          <w:rFonts w:ascii="BIZ UDGothic" w:hAnsi="BIZ UDGothic" w:eastAsia="BIZ UDGothic"/>
           <w:b w:val="0"/>
           <w:i w:val="0"/>
           <w:sz w:val="20"/>
@@ -130,7 +135,7 @@
       </w:r>
       <w:r>
         <w:rPr>
-          <w:rFonts w:ascii="Meiryo UI" w:hAnsi="Meiryo UI" w:eastAsia="Meiryo UI"/>
+          <w:rFonts w:ascii="BIZ UDPGothic" w:hAnsi="BIZ UDPGothic" w:eastAsia="BIZ UDPGothic"/>
           <w:b w:val="0"/>
           <w:i w:val="0"/>
           <w:sz w:val="21"/>
@@ -139,7 +144,7 @@
       </w:r>
       <w:r>
         <w:rPr>
-          <w:rFonts w:ascii="ＭＳ ゴシック" w:hAnsi="ＭＳ ゴシック" w:eastAsia="ＭＳ ゴシック"/>
+          <w:rFonts w:ascii="BIZ UDGothic" w:hAnsi="BIZ UDGothic" w:eastAsia="BIZ UDGothic"/>
           <w:b w:val="0"/>
           <w:i w:val="0"/>
           <w:sz w:val="20"/>
@@ -148,7 +153,7 @@
       </w:r>
       <w:r>
         <w:rPr>
-          <w:rFonts w:ascii="Meiryo UI" w:hAnsi="Meiryo UI" w:eastAsia="Meiryo UI"/>
+          <w:rFonts w:ascii="BIZ UDPGothic" w:hAnsi="BIZ UDPGothic" w:eastAsia="BIZ UDPGothic"/>
           <w:b w:val="0"/>
           <w:i w:val="0"/>
           <w:sz w:val="21"/>
@@ -157,7 +162,7 @@
       </w:r>
       <w:r>
         <w:rPr>
-          <w:rFonts w:ascii="ＭＳ ゴシック" w:hAnsi="ＭＳ ゴシック" w:eastAsia="ＭＳ ゴシック"/>
+          <w:rFonts w:ascii="BIZ UDGothic" w:hAnsi="BIZ UDGothic" w:eastAsia="BIZ UDGothic"/>
           <w:b w:val="0"/>
           <w:i w:val="0"/>
           <w:sz w:val="20"/>
@@ -166,7 +171,7 @@
       </w:r>
       <w:r>
         <w:rPr>
-          <w:rFonts w:ascii="Meiryo UI" w:hAnsi="Meiryo UI" w:eastAsia="Meiryo UI"/>
+          <w:rFonts w:ascii="BIZ UDPGothic" w:hAnsi="BIZ UDPGothic" w:eastAsia="BIZ UDPGothic"/>
           <w:b w:val="0"/>
           <w:i w:val="0"/>
           <w:sz w:val="21"/>
@@ -175,7 +180,7 @@
       </w:r>
       <w:r>
         <w:rPr>
-          <w:rFonts w:ascii="ＭＳ ゴシック" w:hAnsi="ＭＳ ゴシック" w:eastAsia="ＭＳ ゴシック"/>
+          <w:rFonts w:ascii="BIZ UDGothic" w:hAnsi="BIZ UDGothic" w:eastAsia="BIZ UDGothic"/>
           <w:b w:val="0"/>
           <w:i w:val="0"/>
           <w:sz w:val="20"/>
@@ -184,7 +189,7 @@
       </w:r>
       <w:r>
         <w:rPr>
-          <w:rFonts w:ascii="Meiryo UI" w:hAnsi="Meiryo UI" w:eastAsia="Meiryo UI"/>
+          <w:rFonts w:ascii="BIZ UDPGothic" w:hAnsi="BIZ UDPGothic" w:eastAsia="BIZ UDPGothic"/>
           <w:b w:val="0"/>
           <w:i w:val="0"/>
           <w:sz w:val="21"/>
@@ -193,7 +198,7 @@
       </w:r>
       <w:r>
         <w:rPr>
-          <w:rFonts w:ascii="ＭＳ ゴシック" w:hAnsi="ＭＳ ゴシック" w:eastAsia="ＭＳ ゴシック"/>
+          <w:rFonts w:ascii="BIZ UDGothic" w:hAnsi="BIZ UDGothic" w:eastAsia="BIZ UDGothic"/>
           <w:b w:val="0"/>
           <w:i w:val="0"/>
           <w:sz w:val="20"/>
@@ -202,7 +207,7 @@
       </w:r>
       <w:r>
         <w:rPr>
-          <w:rFonts w:ascii="Meiryo UI" w:hAnsi="Meiryo UI" w:eastAsia="Meiryo UI"/>
+          <w:rFonts w:ascii="BIZ UDPGothic" w:hAnsi="BIZ UDPGothic" w:eastAsia="BIZ UDPGothic"/>
           <w:b w:val="0"/>
           <w:i w:val="0"/>
           <w:sz w:val="21"/>
@@ -212,7 +217,6 @@
     </w:p>
     <w:tbl>
       <w:tblPr>
-        <w:tblStyle w:val="LightGrid-Accent1"/>
         <w:tblW w:type="auto" w:w="0"/>
         <w:jc w:val="left"/>
         <w:tblLook w:firstColumn="1" w:firstRow="1" w:lastColumn="0" w:lastRow="0" w:noHBand="0" w:noVBand="1" w:val="04A0"/>
@@ -225,14 +229,22 @@
         <w:tc>
           <w:tcPr>
             <w:tcW w:type="dxa" w:w="4873"/>
+            <w:shd w:val="clear" w:color="auto" w:fill="1F5C99"/>
+            <w:tcBorders>
+              <w:top w:val="single" w:sz="4" w:space="0" w:color="D7DEE5"/>
+              <w:left w:val="single" w:sz="4" w:space="0" w:color="D7DEE5"/>
+              <w:bottom w:val="single" w:sz="4" w:space="0" w:color="D7DEE5"/>
+              <w:right w:val="single" w:sz="4" w:space="0" w:color="D7DEE5"/>
+            </w:tcBorders>
           </w:tcPr>
           <w:p>
             <w:r/>
             <w:r>
               <w:rPr>
-                <w:rFonts w:ascii="Meiryo UI" w:hAnsi="Meiryo UI" w:eastAsia="Meiryo UI"/>
+                <w:rFonts w:ascii="BIZ UDPGothic" w:hAnsi="BIZ UDPGothic" w:eastAsia="BIZ UDPGothic"/>
                 <w:b/>
                 <w:i w:val="0"/>
+                <w:color w:val="FFFFFF"/>
                 <w:sz w:val="19"/>
               </w:rPr>
               <w:t>コマンド</w:t>
@@ -242,14 +254,22 @@
         <w:tc>
           <w:tcPr>
             <w:tcW w:type="dxa" w:w="4873"/>
+            <w:shd w:val="clear" w:color="auto" w:fill="1F5C99"/>
+            <w:tcBorders>
+              <w:top w:val="single" w:sz="4" w:space="0" w:color="D7DEE5"/>
+              <w:left w:val="single" w:sz="4" w:space="0" w:color="D7DEE5"/>
+              <w:bottom w:val="single" w:sz="4" w:space="0" w:color="D7DEE5"/>
+              <w:right w:val="single" w:sz="4" w:space="0" w:color="D7DEE5"/>
+            </w:tcBorders>
           </w:tcPr>
           <w:p>
             <w:r/>
             <w:r>
               <w:rPr>
-                <w:rFonts w:ascii="Meiryo UI" w:hAnsi="Meiryo UI" w:eastAsia="Meiryo UI"/>
+                <w:rFonts w:ascii="BIZ UDPGothic" w:hAnsi="BIZ UDPGothic" w:eastAsia="BIZ UDPGothic"/>
                 <w:b/>
                 <w:i w:val="0"/>
+                <w:color w:val="FFFFFF"/>
                 <w:sz w:val="19"/>
               </w:rPr>
               <w:t>用途</w:t>
@@ -261,12 +281,18 @@
         <w:tc>
           <w:tcPr>
             <w:tcW w:type="dxa" w:w="4873"/>
+            <w:tcBorders>
+              <w:top w:val="single" w:sz="4" w:space="0" w:color="D7DEE5"/>
+              <w:left w:val="single" w:sz="4" w:space="0" w:color="D7DEE5"/>
+              <w:bottom w:val="single" w:sz="4" w:space="0" w:color="D7DEE5"/>
+              <w:right w:val="single" w:sz="4" w:space="0" w:color="D7DEE5"/>
+            </w:tcBorders>
           </w:tcPr>
           <w:p>
             <w:r/>
             <w:r>
               <w:rPr>
-                <w:rFonts w:ascii="ＭＳ ゴシック" w:hAnsi="ＭＳ ゴシック" w:eastAsia="ＭＳ ゴシック"/>
+                <w:rFonts w:ascii="BIZ UDGothic" w:hAnsi="BIZ UDGothic" w:eastAsia="BIZ UDGothic"/>
                 <w:b w:val="0"/>
                 <w:i w:val="0"/>
                 <w:sz w:val="18"/>
@@ -278,12 +304,18 @@
         <w:tc>
           <w:tcPr>
             <w:tcW w:type="dxa" w:w="4873"/>
+            <w:tcBorders>
+              <w:top w:val="single" w:sz="4" w:space="0" w:color="D7DEE5"/>
+              <w:left w:val="single" w:sz="4" w:space="0" w:color="D7DEE5"/>
+              <w:bottom w:val="single" w:sz="4" w:space="0" w:color="D7DEE5"/>
+              <w:right w:val="single" w:sz="4" w:space="0" w:color="D7DEE5"/>
+            </w:tcBorders>
           </w:tcPr>
           <w:p>
             <w:r/>
             <w:r>
               <w:rPr>
-                <w:rFonts w:ascii="Meiryo UI" w:hAnsi="Meiryo UI" w:eastAsia="Meiryo UI"/>
+                <w:rFonts w:ascii="BIZ UDPGothic" w:hAnsi="BIZ UDPGothic" w:eastAsia="BIZ UDPGothic"/>
                 <w:b w:val="0"/>
                 <w:i w:val="0"/>
                 <w:sz w:val="19"/>
@@ -297,12 +329,19 @@
         <w:tc>
           <w:tcPr>
             <w:tcW w:type="dxa" w:w="4873"/>
+            <w:shd w:val="clear" w:color="auto" w:fill="F5F8FB"/>
+            <w:tcBorders>
+              <w:top w:val="single" w:sz="4" w:space="0" w:color="D7DEE5"/>
+              <w:left w:val="single" w:sz="4" w:space="0" w:color="D7DEE5"/>
+              <w:bottom w:val="single" w:sz="4" w:space="0" w:color="D7DEE5"/>
+              <w:right w:val="single" w:sz="4" w:space="0" w:color="D7DEE5"/>
+            </w:tcBorders>
           </w:tcPr>
           <w:p>
             <w:r/>
             <w:r>
               <w:rPr>
-                <w:rFonts w:ascii="ＭＳ ゴシック" w:hAnsi="ＭＳ ゴシック" w:eastAsia="ＭＳ ゴシック"/>
+                <w:rFonts w:ascii="BIZ UDGothic" w:hAnsi="BIZ UDGothic" w:eastAsia="BIZ UDGothic"/>
                 <w:b w:val="0"/>
                 <w:i w:val="0"/>
                 <w:sz w:val="18"/>
@@ -314,12 +353,19 @@
         <w:tc>
           <w:tcPr>
             <w:tcW w:type="dxa" w:w="4873"/>
+            <w:shd w:val="clear" w:color="auto" w:fill="F5F8FB"/>
+            <w:tcBorders>
+              <w:top w:val="single" w:sz="4" w:space="0" w:color="D7DEE5"/>
+              <w:left w:val="single" w:sz="4" w:space="0" w:color="D7DEE5"/>
+              <w:bottom w:val="single" w:sz="4" w:space="0" w:color="D7DEE5"/>
+              <w:right w:val="single" w:sz="4" w:space="0" w:color="D7DEE5"/>
+            </w:tcBorders>
           </w:tcPr>
           <w:p>
             <w:r/>
             <w:r>
               <w:rPr>
-                <w:rFonts w:ascii="Meiryo UI" w:hAnsi="Meiryo UI" w:eastAsia="Meiryo UI"/>
+                <w:rFonts w:ascii="BIZ UDPGothic" w:hAnsi="BIZ UDPGothic" w:eastAsia="BIZ UDPGothic"/>
                 <w:b w:val="0"/>
                 <w:i w:val="0"/>
                 <w:sz w:val="19"/>
@@ -328,7 +374,7 @@
             </w:r>
             <w:r>
               <w:rPr>
-                <w:rFonts w:ascii="ＭＳ ゴシック" w:hAnsi="ＭＳ ゴシック" w:eastAsia="ＭＳ ゴシック"/>
+                <w:rFonts w:ascii="BIZ UDGothic" w:hAnsi="BIZ UDGothic" w:eastAsia="BIZ UDGothic"/>
                 <w:b w:val="0"/>
                 <w:i w:val="0"/>
                 <w:sz w:val="18"/>
@@ -337,7 +383,7 @@
             </w:r>
             <w:r>
               <w:rPr>
-                <w:rFonts w:ascii="Meiryo UI" w:hAnsi="Meiryo UI" w:eastAsia="Meiryo UI"/>
+                <w:rFonts w:ascii="BIZ UDPGothic" w:hAnsi="BIZ UDPGothic" w:eastAsia="BIZ UDPGothic"/>
                 <w:b w:val="0"/>
                 <w:i w:val="0"/>
                 <w:sz w:val="19"/>
@@ -351,12 +397,18 @@
         <w:tc>
           <w:tcPr>
             <w:tcW w:type="dxa" w:w="4873"/>
+            <w:tcBorders>
+              <w:top w:val="single" w:sz="4" w:space="0" w:color="D7DEE5"/>
+              <w:left w:val="single" w:sz="4" w:space="0" w:color="D7DEE5"/>
+              <w:bottom w:val="single" w:sz="4" w:space="0" w:color="D7DEE5"/>
+              <w:right w:val="single" w:sz="4" w:space="0" w:color="D7DEE5"/>
+            </w:tcBorders>
           </w:tcPr>
           <w:p>
             <w:r/>
             <w:r>
               <w:rPr>
-                <w:rFonts w:ascii="ＭＳ ゴシック" w:hAnsi="ＭＳ ゴシック" w:eastAsia="ＭＳ ゴシック"/>
+                <w:rFonts w:ascii="BIZ UDGothic" w:hAnsi="BIZ UDGothic" w:eastAsia="BIZ UDGothic"/>
                 <w:b w:val="0"/>
                 <w:i w:val="0"/>
                 <w:sz w:val="18"/>
@@ -368,12 +420,18 @@
         <w:tc>
           <w:tcPr>
             <w:tcW w:type="dxa" w:w="4873"/>
+            <w:tcBorders>
+              <w:top w:val="single" w:sz="4" w:space="0" w:color="D7DEE5"/>
+              <w:left w:val="single" w:sz="4" w:space="0" w:color="D7DEE5"/>
+              <w:bottom w:val="single" w:sz="4" w:space="0" w:color="D7DEE5"/>
+              <w:right w:val="single" w:sz="4" w:space="0" w:color="D7DEE5"/>
+            </w:tcBorders>
           </w:tcPr>
           <w:p>
             <w:r/>
             <w:r>
               <w:rPr>
-                <w:rFonts w:ascii="Meiryo UI" w:hAnsi="Meiryo UI" w:eastAsia="Meiryo UI"/>
+                <w:rFonts w:ascii="BIZ UDPGothic" w:hAnsi="BIZ UDPGothic" w:eastAsia="BIZ UDPGothic"/>
                 <w:b w:val="0"/>
                 <w:i w:val="0"/>
                 <w:sz w:val="19"/>
@@ -390,7 +448,7 @@
       </w:pPr>
       <w:r>
         <w:rPr>
-          <w:rFonts w:ascii="Meiryo UI" w:hAnsi="Meiryo UI" w:eastAsia="Meiryo UI"/>
+          <w:rFonts w:ascii="BIZ UDPGothic" w:hAnsi="BIZ UDPGothic" w:eastAsia="BIZ UDPGothic"/>
           <w:b w:val="0"/>
           <w:i w:val="0"/>
           <w:sz w:val="21"/>
@@ -402,11 +460,11 @@
       <w:pPr>
         <w:spacing w:before="60" w:after="120"/>
         <w:ind w:left="170"/>
-        <w:shd w:val="clear" w:color="auto" w:fill="F2F4F7"/>
+        <w:shd w:val="clear" w:color="auto" w:fill="F4F6F8"/>
       </w:pPr>
       <w:r>
         <w:rPr>
-          <w:rFonts w:ascii="ＭＳ ゴシック" w:hAnsi="ＭＳ ゴシック" w:eastAsia="ＭＳ ゴシック"/>
+          <w:rFonts w:ascii="BIZ UDGothic" w:hAnsi="BIZ UDGothic" w:eastAsia="BIZ UDGothic"/>
           <w:b w:val="0"/>
           <w:i w:val="0"/>
           <w:sz w:val="17"/>
@@ -429,14 +487,18 @@
     <w:p>
       <w:pPr>
         <w:spacing w:before="200" w:after="60"/>
+        <w:pBdr>
+          <w:left w:val="single" w:sz="24" w:space="8" w:color="1F5C99"/>
+        </w:pBdr>
+        <w:ind w:left="113"/>
       </w:pPr>
       <w:r>
         <w:rPr>
-          <w:rFonts w:ascii="Meiryo UI" w:hAnsi="Meiryo UI" w:eastAsia="Meiryo UI"/>
+          <w:rFonts w:ascii="BIZ UDPGothic" w:hAnsi="BIZ UDPGothic" w:eastAsia="BIZ UDPGothic"/>
           <w:b/>
           <w:i w:val="0"/>
-          <w:color w:val="1F5C99"/>
-          <w:sz w:val="30"/>
+          <w:color w:val="20242C"/>
+          <w:sz w:val="32"/>
         </w:rPr>
         <w:t>3. 入力の指定方法</w:t>
       </w:r>
@@ -447,7 +509,7 @@
       </w:pPr>
       <w:r>
         <w:rPr>
-          <w:rFonts w:ascii="ＭＳ ゴシック" w:hAnsi="ＭＳ ゴシック" w:eastAsia="ＭＳ ゴシック"/>
+          <w:rFonts w:ascii="BIZ UDGothic" w:hAnsi="BIZ UDGothic" w:eastAsia="BIZ UDGothic"/>
           <w:b w:val="0"/>
           <w:i w:val="0"/>
           <w:sz w:val="20"/>
@@ -456,7 +518,7 @@
       </w:r>
       <w:r>
         <w:rPr>
-          <w:rFonts w:ascii="Meiryo UI" w:hAnsi="Meiryo UI" w:eastAsia="Meiryo UI"/>
+          <w:rFonts w:ascii="BIZ UDPGothic" w:hAnsi="BIZ UDPGothic" w:eastAsia="BIZ UDPGothic"/>
           <w:b w:val="0"/>
           <w:i w:val="0"/>
           <w:sz w:val="21"/>
@@ -465,7 +527,7 @@
       </w:r>
       <w:r>
         <w:rPr>
-          <w:rFonts w:ascii="ＭＳ ゴシック" w:hAnsi="ＭＳ ゴシック" w:eastAsia="ＭＳ ゴシック"/>
+          <w:rFonts w:ascii="BIZ UDGothic" w:hAnsi="BIZ UDGothic" w:eastAsia="BIZ UDGothic"/>
           <w:b w:val="0"/>
           <w:i w:val="0"/>
           <w:sz w:val="20"/>
@@ -474,7 +536,7 @@
       </w:r>
       <w:r>
         <w:rPr>
-          <w:rFonts w:ascii="Meiryo UI" w:hAnsi="Meiryo UI" w:eastAsia="Meiryo UI"/>
+          <w:rFonts w:ascii="BIZ UDPGothic" w:hAnsi="BIZ UDPGothic" w:eastAsia="BIZ UDPGothic"/>
           <w:b w:val="0"/>
           <w:i w:val="0"/>
           <w:sz w:val="21"/>
@@ -490,7 +552,7 @@
       </w:pPr>
       <w:r>
         <w:rPr>
-          <w:rFonts w:ascii="ＭＳ ゴシック" w:hAnsi="ＭＳ ゴシック" w:eastAsia="ＭＳ ゴシック"/>
+          <w:rFonts w:ascii="BIZ UDGothic" w:hAnsi="BIZ UDGothic" w:eastAsia="BIZ UDGothic"/>
           <w:b w:val="0"/>
           <w:i w:val="0"/>
           <w:sz w:val="20"/>
@@ -499,7 +561,7 @@
       </w:r>
       <w:r>
         <w:rPr>
-          <w:rFonts w:ascii="Meiryo UI" w:hAnsi="Meiryo UI" w:eastAsia="Meiryo UI"/>
+          <w:rFonts w:ascii="BIZ UDPGothic" w:hAnsi="BIZ UDPGothic" w:eastAsia="BIZ UDPGothic"/>
           <w:b w:val="0"/>
           <w:i w:val="0"/>
           <w:sz w:val="21"/>
@@ -508,7 +570,7 @@
       </w:r>
       <w:r>
         <w:rPr>
-          <w:rFonts w:ascii="ＭＳ ゴシック" w:hAnsi="ＭＳ ゴシック" w:eastAsia="ＭＳ ゴシック"/>
+          <w:rFonts w:ascii="BIZ UDGothic" w:hAnsi="BIZ UDGothic" w:eastAsia="BIZ UDGothic"/>
           <w:b w:val="0"/>
           <w:i w:val="0"/>
           <w:sz w:val="20"/>
@@ -517,7 +579,7 @@
       </w:r>
       <w:r>
         <w:rPr>
-          <w:rFonts w:ascii="Meiryo UI" w:hAnsi="Meiryo UI" w:eastAsia="Meiryo UI"/>
+          <w:rFonts w:ascii="BIZ UDPGothic" w:hAnsi="BIZ UDPGothic" w:eastAsia="BIZ UDPGothic"/>
           <w:b w:val="0"/>
           <w:i w:val="0"/>
           <w:sz w:val="21"/>
@@ -533,7 +595,7 @@
       </w:pPr>
       <w:r>
         <w:rPr>
-          <w:rFonts w:ascii="ＭＳ ゴシック" w:hAnsi="ＭＳ ゴシック" w:eastAsia="ＭＳ ゴシック"/>
+          <w:rFonts w:ascii="BIZ UDGothic" w:hAnsi="BIZ UDGothic" w:eastAsia="BIZ UDGothic"/>
           <w:b w:val="0"/>
           <w:i w:val="0"/>
           <w:sz w:val="20"/>
@@ -542,7 +604,7 @@
       </w:r>
       <w:r>
         <w:rPr>
-          <w:rFonts w:ascii="Meiryo UI" w:hAnsi="Meiryo UI" w:eastAsia="Meiryo UI"/>
+          <w:rFonts w:ascii="BIZ UDPGothic" w:hAnsi="BIZ UDPGothic" w:eastAsia="BIZ UDPGothic"/>
           <w:b w:val="0"/>
           <w:i w:val="0"/>
           <w:sz w:val="21"/>
@@ -551,7 +613,7 @@
       </w:r>
       <w:r>
         <w:rPr>
-          <w:rFonts w:ascii="ＭＳ ゴシック" w:hAnsi="ＭＳ ゴシック" w:eastAsia="ＭＳ ゴシック"/>
+          <w:rFonts w:ascii="BIZ UDGothic" w:hAnsi="BIZ UDGothic" w:eastAsia="BIZ UDGothic"/>
           <w:b w:val="0"/>
           <w:i w:val="0"/>
           <w:sz w:val="20"/>
@@ -560,7 +622,7 @@
       </w:r>
       <w:r>
         <w:rPr>
-          <w:rFonts w:ascii="Meiryo UI" w:hAnsi="Meiryo UI" w:eastAsia="Meiryo UI"/>
+          <w:rFonts w:ascii="BIZ UDPGothic" w:hAnsi="BIZ UDPGothic" w:eastAsia="BIZ UDPGothic"/>
           <w:b w:val="0"/>
           <w:i w:val="0"/>
           <w:sz w:val="21"/>
@@ -576,7 +638,7 @@
       </w:pPr>
       <w:r>
         <w:rPr>
-          <w:rFonts w:ascii="ＭＳ ゴシック" w:hAnsi="ＭＳ ゴシック" w:eastAsia="ＭＳ ゴシック"/>
+          <w:rFonts w:ascii="BIZ UDGothic" w:hAnsi="BIZ UDGothic" w:eastAsia="BIZ UDGothic"/>
           <w:b w:val="0"/>
           <w:i w:val="0"/>
           <w:sz w:val="20"/>
@@ -585,7 +647,7 @@
       </w:r>
       <w:r>
         <w:rPr>
-          <w:rFonts w:ascii="Meiryo UI" w:hAnsi="Meiryo UI" w:eastAsia="Meiryo UI"/>
+          <w:rFonts w:ascii="BIZ UDPGothic" w:hAnsi="BIZ UDPGothic" w:eastAsia="BIZ UDPGothic"/>
           <w:b w:val="0"/>
           <w:i w:val="0"/>
           <w:sz w:val="21"/>
@@ -594,7 +656,7 @@
       </w:r>
       <w:r>
         <w:rPr>
-          <w:rFonts w:ascii="ＭＳ ゴシック" w:hAnsi="ＭＳ ゴシック" w:eastAsia="ＭＳ ゴシック"/>
+          <w:rFonts w:ascii="BIZ UDGothic" w:hAnsi="BIZ UDGothic" w:eastAsia="BIZ UDGothic"/>
           <w:b w:val="0"/>
           <w:i w:val="0"/>
           <w:sz w:val="20"/>
@@ -603,7 +665,7 @@
       </w:r>
       <w:r>
         <w:rPr>
-          <w:rFonts w:ascii="Meiryo UI" w:hAnsi="Meiryo UI" w:eastAsia="Meiryo UI"/>
+          <w:rFonts w:ascii="BIZ UDPGothic" w:hAnsi="BIZ UDPGothic" w:eastAsia="BIZ UDPGothic"/>
           <w:b w:val="0"/>
           <w:i w:val="0"/>
           <w:sz w:val="21"/>
@@ -619,7 +681,7 @@
       </w:pPr>
       <w:r>
         <w:rPr>
-          <w:rFonts w:ascii="ＭＳ ゴシック" w:hAnsi="ＭＳ ゴシック" w:eastAsia="ＭＳ ゴシック"/>
+          <w:rFonts w:ascii="BIZ UDGothic" w:hAnsi="BIZ UDGothic" w:eastAsia="BIZ UDGothic"/>
           <w:b w:val="0"/>
           <w:i w:val="0"/>
           <w:sz w:val="20"/>
@@ -628,7 +690,7 @@
       </w:r>
       <w:r>
         <w:rPr>
-          <w:rFonts w:ascii="Meiryo UI" w:hAnsi="Meiryo UI" w:eastAsia="Meiryo UI"/>
+          <w:rFonts w:ascii="BIZ UDPGothic" w:hAnsi="BIZ UDPGothic" w:eastAsia="BIZ UDPGothic"/>
           <w:b w:val="0"/>
           <w:i w:val="0"/>
           <w:sz w:val="21"/>
@@ -642,7 +704,7 @@
       </w:pPr>
       <w:r>
         <w:rPr>
-          <w:rFonts w:ascii="ＭＳ ゴシック" w:hAnsi="ＭＳ ゴシック" w:eastAsia="ＭＳ ゴシック"/>
+          <w:rFonts w:ascii="BIZ UDGothic" w:hAnsi="BIZ UDGothic" w:eastAsia="BIZ UDGothic"/>
           <w:b w:val="0"/>
           <w:i w:val="0"/>
           <w:sz w:val="20"/>
@@ -651,7 +713,7 @@
       </w:r>
       <w:r>
         <w:rPr>
-          <w:rFonts w:ascii="Meiryo UI" w:hAnsi="Meiryo UI" w:eastAsia="Meiryo UI"/>
+          <w:rFonts w:ascii="BIZ UDPGothic" w:hAnsi="BIZ UDPGothic" w:eastAsia="BIZ UDPGothic"/>
           <w:b w:val="0"/>
           <w:i w:val="0"/>
           <w:sz w:val="21"/>
@@ -660,7 +722,7 @@
       </w:r>
       <w:r>
         <w:rPr>
-          <w:rFonts w:ascii="ＭＳ ゴシック" w:hAnsi="ＭＳ ゴシック" w:eastAsia="ＭＳ ゴシック"/>
+          <w:rFonts w:ascii="BIZ UDGothic" w:hAnsi="BIZ UDGothic" w:eastAsia="BIZ UDGothic"/>
           <w:b w:val="0"/>
           <w:i w:val="0"/>
           <w:sz w:val="20"/>
@@ -669,7 +731,7 @@
       </w:r>
       <w:r>
         <w:rPr>
-          <w:rFonts w:ascii="Meiryo UI" w:hAnsi="Meiryo UI" w:eastAsia="Meiryo UI"/>
+          <w:rFonts w:ascii="BIZ UDPGothic" w:hAnsi="BIZ UDPGothic" w:eastAsia="BIZ UDPGothic"/>
           <w:b w:val="0"/>
           <w:i w:val="0"/>
           <w:sz w:val="21"/>
@@ -678,7 +740,7 @@
       </w:r>
       <w:r>
         <w:rPr>
-          <w:rFonts w:ascii="ＭＳ ゴシック" w:hAnsi="ＭＳ ゴシック" w:eastAsia="ＭＳ ゴシック"/>
+          <w:rFonts w:ascii="BIZ UDGothic" w:hAnsi="BIZ UDGothic" w:eastAsia="BIZ UDGothic"/>
           <w:b w:val="0"/>
           <w:i w:val="0"/>
           <w:sz w:val="20"/>
@@ -687,7 +749,7 @@
       </w:r>
       <w:r>
         <w:rPr>
-          <w:rFonts w:ascii="Meiryo UI" w:hAnsi="Meiryo UI" w:eastAsia="Meiryo UI"/>
+          <w:rFonts w:ascii="BIZ UDPGothic" w:hAnsi="BIZ UDPGothic" w:eastAsia="BIZ UDPGothic"/>
           <w:b w:val="0"/>
           <w:i w:val="0"/>
           <w:sz w:val="21"/>
@@ -696,7 +758,7 @@
       </w:r>
       <w:r>
         <w:rPr>
-          <w:rFonts w:ascii="ＭＳ ゴシック" w:hAnsi="ＭＳ ゴシック" w:eastAsia="ＭＳ ゴシック"/>
+          <w:rFonts w:ascii="BIZ UDGothic" w:hAnsi="BIZ UDGothic" w:eastAsia="BIZ UDGothic"/>
           <w:b w:val="0"/>
           <w:i w:val="0"/>
           <w:sz w:val="20"/>
@@ -705,7 +767,7 @@
       </w:r>
       <w:r>
         <w:rPr>
-          <w:rFonts w:ascii="Meiryo UI" w:hAnsi="Meiryo UI" w:eastAsia="Meiryo UI"/>
+          <w:rFonts w:ascii="BIZ UDPGothic" w:hAnsi="BIZ UDPGothic" w:eastAsia="BIZ UDPGothic"/>
           <w:b w:val="0"/>
           <w:i w:val="0"/>
           <w:sz w:val="21"/>
@@ -716,60 +778,104 @@
     <w:p>
       <w:pPr>
         <w:spacing w:before="200" w:after="60"/>
+        <w:pBdr>
+          <w:left w:val="single" w:sz="24" w:space="8" w:color="1F5C99"/>
+        </w:pBdr>
+        <w:ind w:left="113"/>
       </w:pPr>
       <w:r>
         <w:rPr>
-          <w:rFonts w:ascii="Meiryo UI" w:hAnsi="Meiryo UI" w:eastAsia="Meiryo UI"/>
+          <w:rFonts w:ascii="BIZ UDPGothic" w:hAnsi="BIZ UDPGothic" w:eastAsia="BIZ UDPGothic"/>
           <w:b/>
           <w:i w:val="0"/>
-          <w:color w:val="1F5C99"/>
-          <w:sz w:val="30"/>
+          <w:color w:val="20242C"/>
+          <w:sz w:val="32"/>
         </w:rPr>
         <w:t>4. Excel 入力の決まり</w:t>
       </w:r>
     </w:p>
-    <w:p>
-      <w:pPr>
-        <w:spacing w:before="80" w:after="120"/>
-        <w:shd w:val="clear" w:color="auto" w:fill="FDECEC"/>
-      </w:pPr>
-      <w:r>
-        <w:rPr>
-          <w:rFonts w:ascii="ＭＳ ゴシック" w:hAnsi="ＭＳ ゴシック" w:eastAsia="ＭＳ ゴシック"/>
-          <w:b w:val="0"/>
-          <w:i w:val="0"/>
-          <w:sz w:val="19"/>
-        </w:rPr>
-        <w:t>--range</w:t>
-      </w:r>
-      <w:r>
-        <w:rPr>
-          <w:rFonts w:ascii="Meiryo UI" w:hAnsi="Meiryo UI" w:eastAsia="Meiryo UI"/>
-          <w:b w:val="0"/>
-          <w:i w:val="0"/>
-          <w:sz w:val="20"/>
-        </w:rPr>
-        <w:t xml:space="preserve"> は </w:t>
-      </w:r>
-      <w:r>
-        <w:rPr>
-          <w:rFonts w:ascii="Meiryo UI" w:hAnsi="Meiryo UI" w:eastAsia="Meiryo UI"/>
-          <w:b/>
-          <w:i w:val="0"/>
-          <w:sz w:val="20"/>
-        </w:rPr>
-        <w:t>2 列固定</w:t>
-      </w:r>
-      <w:r>
-        <w:rPr>
-          <w:rFonts w:ascii="Meiryo UI" w:hAnsi="Meiryo UI" w:eastAsia="Meiryo UI"/>
-          <w:b w:val="0"/>
-          <w:i w:val="0"/>
-          <w:sz w:val="20"/>
-        </w:rPr>
-        <w:t>（左=name、右=value）。3 列以上 / 1 列はエラー。</w:t>
-      </w:r>
-    </w:p>
+    <w:tbl>
+      <w:tblPr>
+        <w:tblW w:type="auto" w:w="0"/>
+        <w:tblLook w:firstColumn="1" w:firstRow="1" w:lastColumn="0" w:lastRow="0" w:noHBand="0" w:noVBand="1" w:val="04A0"/>
+      </w:tblPr>
+      <w:tblGrid>
+        <w:gridCol w:w="9746"/>
+      </w:tblGrid>
+      <w:tr>
+        <w:trPr>
+          <w:cantSplit/>
+        </w:trPr>
+        <w:tc>
+          <w:tcPr>
+            <w:tcW w:type="dxa" w:w="9746"/>
+            <w:shd w:val="clear" w:color="auto" w:fill="FDECEC"/>
+            <w:tcBorders>
+              <w:top w:val="single" w:sz="8" w:space="0" w:color="E4A9A9"/>
+              <w:left w:val="single" w:sz="8" w:space="0" w:color="E4A9A9"/>
+              <w:bottom w:val="single" w:sz="8" w:space="0" w:color="E4A9A9"/>
+              <w:right w:val="single" w:sz="8" w:space="0" w:color="E4A9A9"/>
+            </w:tcBorders>
+          </w:tcPr>
+          <w:p>
+            <w:r>
+              <w:rPr>
+                <w:rFonts w:ascii="BIZ UDPGothic" w:hAnsi="BIZ UDPGothic" w:eastAsia="BIZ UDPGothic"/>
+                <w:b/>
+                <w:i w:val="0"/>
+                <w:color w:val="FFFFFF"/>
+                <w:sz w:val="18"/>
+                <w:shd w:val="clear" w:color="auto" w:fill="1F5C99"/>
+              </w:rPr>
+              <w:t xml:space="preserve"> 注意 </w:t>
+            </w:r>
+            <w:r>
+              <w:t xml:space="preserve">  </w:t>
+            </w:r>
+            <w:r>
+              <w:rPr>
+                <w:rFonts w:ascii="BIZ UDGothic" w:hAnsi="BIZ UDGothic" w:eastAsia="BIZ UDGothic"/>
+                <w:b w:val="0"/>
+                <w:i w:val="0"/>
+                <w:color w:val="20242C"/>
+                <w:sz w:val="19"/>
+              </w:rPr>
+              <w:t>--range</w:t>
+            </w:r>
+            <w:r>
+              <w:rPr>
+                <w:rFonts w:ascii="BIZ UDPGothic" w:hAnsi="BIZ UDPGothic" w:eastAsia="BIZ UDPGothic"/>
+                <w:b w:val="0"/>
+                <w:i w:val="0"/>
+                <w:color w:val="20242C"/>
+                <w:sz w:val="20"/>
+              </w:rPr>
+              <w:t xml:space="preserve"> は </w:t>
+            </w:r>
+            <w:r>
+              <w:rPr>
+                <w:rFonts w:ascii="BIZ UDPGothic" w:hAnsi="BIZ UDPGothic" w:eastAsia="BIZ UDPGothic"/>
+                <w:b/>
+                <w:i w:val="0"/>
+                <w:color w:val="20242C"/>
+                <w:sz w:val="20"/>
+              </w:rPr>
+              <w:t>2 列固定</w:t>
+            </w:r>
+            <w:r>
+              <w:rPr>
+                <w:rFonts w:ascii="BIZ UDPGothic" w:hAnsi="BIZ UDPGothic" w:eastAsia="BIZ UDPGothic"/>
+                <w:b w:val="0"/>
+                <w:i w:val="0"/>
+                <w:color w:val="20242C"/>
+                <w:sz w:val="20"/>
+              </w:rPr>
+              <w:t>（左=name、右=value）。3 列以上 / 1 列はエラー。</w:t>
+            </w:r>
+          </w:p>
+        </w:tc>
+      </w:tr>
+    </w:tbl>
     <w:p>
       <w:pPr>
         <w:pStyle w:val="ListBullet"/>
@@ -778,7 +884,7 @@
       </w:pPr>
       <w:r>
         <w:rPr>
-          <w:rFonts w:ascii="Meiryo UI" w:hAnsi="Meiryo UI" w:eastAsia="Meiryo UI"/>
+          <w:rFonts w:ascii="BIZ UDPGothic" w:hAnsi="BIZ UDPGothic" w:eastAsia="BIZ UDPGothic"/>
           <w:b/>
           <w:i w:val="0"/>
           <w:sz w:val="21"/>
@@ -787,7 +893,7 @@
       </w:r>
       <w:r>
         <w:rPr>
-          <w:rFonts w:ascii="Meiryo UI" w:hAnsi="Meiryo UI" w:eastAsia="Meiryo UI"/>
+          <w:rFonts w:ascii="BIZ UDPGothic" w:hAnsi="BIZ UDPGothic" w:eastAsia="BIZ UDPGothic"/>
           <w:b w:val="0"/>
           <w:i w:val="0"/>
           <w:sz w:val="21"/>
@@ -796,7 +902,7 @@
       </w:r>
       <w:r>
         <w:rPr>
-          <w:rFonts w:ascii="ＭＳ ゴシック" w:hAnsi="ＭＳ ゴシック" w:eastAsia="ＭＳ ゴシック"/>
+          <w:rFonts w:ascii="BIZ UDGothic" w:hAnsi="BIZ UDGothic" w:eastAsia="BIZ UDGothic"/>
           <w:b w:val="0"/>
           <w:i w:val="0"/>
           <w:sz w:val="20"/>
@@ -805,7 +911,7 @@
       </w:r>
       <w:r>
         <w:rPr>
-          <w:rFonts w:ascii="Meiryo UI" w:hAnsi="Meiryo UI" w:eastAsia="Meiryo UI"/>
+          <w:rFonts w:ascii="BIZ UDPGothic" w:hAnsi="BIZ UDPGothic" w:eastAsia="BIZ UDPGothic"/>
           <w:b w:val="0"/>
           <w:i w:val="0"/>
           <w:sz w:val="21"/>
@@ -821,7 +927,7 @@
       </w:pPr>
       <w:r>
         <w:rPr>
-          <w:rFonts w:ascii="Meiryo UI" w:hAnsi="Meiryo UI" w:eastAsia="Meiryo UI"/>
+          <w:rFonts w:ascii="BIZ UDPGothic" w:hAnsi="BIZ UDPGothic" w:eastAsia="BIZ UDPGothic"/>
           <w:b w:val="0"/>
           <w:i w:val="0"/>
           <w:sz w:val="21"/>
@@ -837,7 +943,7 @@
       </w:pPr>
       <w:r>
         <w:rPr>
-          <w:rFonts w:ascii="Meiryo UI" w:hAnsi="Meiryo UI" w:eastAsia="Meiryo UI"/>
+          <w:rFonts w:ascii="BIZ UDPGothic" w:hAnsi="BIZ UDPGothic" w:eastAsia="BIZ UDPGothic"/>
           <w:b w:val="0"/>
           <w:i w:val="0"/>
           <w:sz w:val="21"/>
@@ -853,7 +959,7 @@
       </w:pPr>
       <w:r>
         <w:rPr>
-          <w:rFonts w:ascii="ＭＳ ゴシック" w:hAnsi="ＭＳ ゴシック" w:eastAsia="ＭＳ ゴシック"/>
+          <w:rFonts w:ascii="BIZ UDGothic" w:hAnsi="BIZ UDGothic" w:eastAsia="BIZ UDGothic"/>
           <w:b w:val="0"/>
           <w:i w:val="0"/>
           <w:sz w:val="20"/>
@@ -862,7 +968,7 @@
       </w:r>
       <w:r>
         <w:rPr>
-          <w:rFonts w:ascii="Meiryo UI" w:hAnsi="Meiryo UI" w:eastAsia="Meiryo UI"/>
+          <w:rFonts w:ascii="BIZ UDPGothic" w:hAnsi="BIZ UDPGothic" w:eastAsia="BIZ UDPGothic"/>
           <w:b w:val="0"/>
           <w:i w:val="0"/>
           <w:sz w:val="21"/>
@@ -871,7 +977,7 @@
       </w:r>
       <w:r>
         <w:rPr>
-          <w:rFonts w:ascii="ＭＳ ゴシック" w:hAnsi="ＭＳ ゴシック" w:eastAsia="ＭＳ ゴシック"/>
+          <w:rFonts w:ascii="BIZ UDGothic" w:hAnsi="BIZ UDGothic" w:eastAsia="BIZ UDGothic"/>
           <w:b w:val="0"/>
           <w:i w:val="0"/>
           <w:sz w:val="20"/>
@@ -880,7 +986,7 @@
       </w:r>
       <w:r>
         <w:rPr>
-          <w:rFonts w:ascii="Meiryo UI" w:hAnsi="Meiryo UI" w:eastAsia="Meiryo UI"/>
+          <w:rFonts w:ascii="BIZ UDPGothic" w:hAnsi="BIZ UDPGothic" w:eastAsia="BIZ UDPGothic"/>
           <w:b w:val="0"/>
           <w:i w:val="0"/>
           <w:sz w:val="21"/>
@@ -889,7 +995,7 @@
       </w:r>
       <w:r>
         <w:rPr>
-          <w:rFonts w:ascii="ＭＳ ゴシック" w:hAnsi="ＭＳ ゴシック" w:eastAsia="ＭＳ ゴシック"/>
+          <w:rFonts w:ascii="BIZ UDGothic" w:hAnsi="BIZ UDGothic" w:eastAsia="BIZ UDGothic"/>
           <w:b w:val="0"/>
           <w:i w:val="0"/>
           <w:sz w:val="20"/>
@@ -898,7 +1004,7 @@
       </w:r>
       <w:r>
         <w:rPr>
-          <w:rFonts w:ascii="Meiryo UI" w:hAnsi="Meiryo UI" w:eastAsia="Meiryo UI"/>
+          <w:rFonts w:ascii="BIZ UDPGothic" w:hAnsi="BIZ UDPGothic" w:eastAsia="BIZ UDPGothic"/>
           <w:b w:val="0"/>
           <w:i w:val="0"/>
           <w:sz w:val="21"/>
@@ -907,7 +1013,7 @@
       </w:r>
       <w:r>
         <w:rPr>
-          <w:rFonts w:ascii="ＭＳ ゴシック" w:hAnsi="ＭＳ ゴシック" w:eastAsia="ＭＳ ゴシック"/>
+          <w:rFonts w:ascii="BIZ UDGothic" w:hAnsi="BIZ UDGothic" w:eastAsia="BIZ UDGothic"/>
           <w:b w:val="0"/>
           <w:i w:val="0"/>
           <w:sz w:val="20"/>
@@ -916,7 +1022,7 @@
       </w:r>
       <w:r>
         <w:rPr>
-          <w:rFonts w:ascii="Meiryo UI" w:hAnsi="Meiryo UI" w:eastAsia="Meiryo UI"/>
+          <w:rFonts w:ascii="BIZ UDPGothic" w:hAnsi="BIZ UDPGothic" w:eastAsia="BIZ UDPGothic"/>
           <w:b w:val="0"/>
           <w:i w:val="0"/>
           <w:sz w:val="21"/>
@@ -927,14 +1033,18 @@
     <w:p>
       <w:pPr>
         <w:spacing w:before="200" w:after="60"/>
+        <w:pBdr>
+          <w:left w:val="single" w:sz="24" w:space="8" w:color="1F5C99"/>
+        </w:pBdr>
+        <w:ind w:left="113"/>
       </w:pPr>
       <w:r>
         <w:rPr>
-          <w:rFonts w:ascii="Meiryo UI" w:hAnsi="Meiryo UI" w:eastAsia="Meiryo UI"/>
+          <w:rFonts w:ascii="BIZ UDPGothic" w:hAnsi="BIZ UDPGothic" w:eastAsia="BIZ UDPGothic"/>
           <w:b/>
           <w:i w:val="0"/>
-          <w:color w:val="1F5C99"/>
-          <w:sz w:val="30"/>
+          <w:color w:val="20242C"/>
+          <w:sz w:val="32"/>
         </w:rPr>
         <w:t>5. 全件生成とビューア確認</w:t>
       </w:r>
@@ -947,7 +1057,7 @@
       </w:pPr>
       <w:r>
         <w:rPr>
-          <w:rFonts w:ascii="ＭＳ ゴシック" w:hAnsi="ＭＳ ゴシック" w:eastAsia="ＭＳ ゴシック"/>
+          <w:rFonts w:ascii="BIZ UDGothic" w:hAnsi="BIZ UDGothic" w:eastAsia="BIZ UDGothic"/>
           <w:b w:val="0"/>
           <w:i w:val="0"/>
           <w:sz w:val="20"/>
@@ -956,7 +1066,7 @@
       </w:r>
       <w:r>
         <w:rPr>
-          <w:rFonts w:ascii="Meiryo UI" w:hAnsi="Meiryo UI" w:eastAsia="Meiryo UI"/>
+          <w:rFonts w:ascii="BIZ UDPGothic" w:hAnsi="BIZ UDPGothic" w:eastAsia="BIZ UDPGothic"/>
           <w:b w:val="0"/>
           <w:i w:val="0"/>
           <w:sz w:val="21"/>
@@ -965,7 +1075,7 @@
       </w:r>
       <w:r>
         <w:rPr>
-          <w:rFonts w:ascii="ＭＳ ゴシック" w:hAnsi="ＭＳ ゴシック" w:eastAsia="ＭＳ ゴシック"/>
+          <w:rFonts w:ascii="BIZ UDGothic" w:hAnsi="BIZ UDGothic" w:eastAsia="BIZ UDGothic"/>
           <w:b w:val="0"/>
           <w:i w:val="0"/>
           <w:sz w:val="20"/>
@@ -974,7 +1084,7 @@
       </w:r>
       <w:r>
         <w:rPr>
-          <w:rFonts w:ascii="Meiryo UI" w:hAnsi="Meiryo UI" w:eastAsia="Meiryo UI"/>
+          <w:rFonts w:ascii="BIZ UDPGothic" w:hAnsi="BIZ UDPGothic" w:eastAsia="BIZ UDPGothic"/>
           <w:b w:val="0"/>
           <w:i w:val="0"/>
           <w:sz w:val="21"/>
@@ -983,7 +1093,7 @@
       </w:r>
       <w:r>
         <w:rPr>
-          <w:rFonts w:ascii="ＭＳ ゴシック" w:hAnsi="ＭＳ ゴシック" w:eastAsia="ＭＳ ゴシック"/>
+          <w:rFonts w:ascii="BIZ UDGothic" w:hAnsi="BIZ UDGothic" w:eastAsia="BIZ UDGothic"/>
           <w:b w:val="0"/>
           <w:i w:val="0"/>
           <w:sz w:val="20"/>
@@ -992,7 +1102,7 @@
       </w:r>
       <w:r>
         <w:rPr>
-          <w:rFonts w:ascii="Meiryo UI" w:hAnsi="Meiryo UI" w:eastAsia="Meiryo UI"/>
+          <w:rFonts w:ascii="BIZ UDPGothic" w:hAnsi="BIZ UDPGothic" w:eastAsia="BIZ UDPGothic"/>
           <w:b w:val="0"/>
           <w:i w:val="0"/>
           <w:sz w:val="21"/>
@@ -1001,7 +1111,7 @@
       </w:r>
       <w:r>
         <w:rPr>
-          <w:rFonts w:ascii="ＭＳ ゴシック" w:hAnsi="ＭＳ ゴシック" w:eastAsia="ＭＳ ゴシック"/>
+          <w:rFonts w:ascii="BIZ UDGothic" w:hAnsi="BIZ UDGothic" w:eastAsia="BIZ UDGothic"/>
           <w:b w:val="0"/>
           <w:i w:val="0"/>
           <w:sz w:val="20"/>
@@ -1010,7 +1120,7 @@
       </w:r>
       <w:r>
         <w:rPr>
-          <w:rFonts w:ascii="Meiryo UI" w:hAnsi="Meiryo UI" w:eastAsia="Meiryo UI"/>
+          <w:rFonts w:ascii="BIZ UDPGothic" w:hAnsi="BIZ UDPGothic" w:eastAsia="BIZ UDPGothic"/>
           <w:b w:val="0"/>
           <w:i w:val="0"/>
           <w:sz w:val="21"/>
@@ -1026,7 +1136,7 @@
       </w:pPr>
       <w:r>
         <w:rPr>
-          <w:rFonts w:ascii="ＭＳ ゴシック" w:hAnsi="ＭＳ ゴシック" w:eastAsia="ＭＳ ゴシック"/>
+          <w:rFonts w:ascii="BIZ UDGothic" w:hAnsi="BIZ UDGothic" w:eastAsia="BIZ UDGothic"/>
           <w:b w:val="0"/>
           <w:i w:val="0"/>
           <w:sz w:val="20"/>
@@ -1035,7 +1145,7 @@
       </w:r>
       <w:r>
         <w:rPr>
-          <w:rFonts w:ascii="Meiryo UI" w:hAnsi="Meiryo UI" w:eastAsia="Meiryo UI"/>
+          <w:rFonts w:ascii="BIZ UDPGothic" w:hAnsi="BIZ UDPGothic" w:eastAsia="BIZ UDPGothic"/>
           <w:b w:val="0"/>
           <w:i w:val="0"/>
           <w:sz w:val="21"/>
@@ -1044,7 +1154,7 @@
       </w:r>
       <w:r>
         <w:rPr>
-          <w:rFonts w:ascii="ＭＳ ゴシック" w:hAnsi="ＭＳ ゴシック" w:eastAsia="ＭＳ ゴシック"/>
+          <w:rFonts w:ascii="BIZ UDGothic" w:hAnsi="BIZ UDGothic" w:eastAsia="BIZ UDGothic"/>
           <w:b w:val="0"/>
           <w:i w:val="0"/>
           <w:sz w:val="20"/>
@@ -1053,7 +1163,7 @@
       </w:r>
       <w:r>
         <w:rPr>
-          <w:rFonts w:ascii="Meiryo UI" w:hAnsi="Meiryo UI" w:eastAsia="Meiryo UI"/>
+          <w:rFonts w:ascii="BIZ UDPGothic" w:hAnsi="BIZ UDPGothic" w:eastAsia="BIZ UDPGothic"/>
           <w:b w:val="0"/>
           <w:i w:val="0"/>
           <w:sz w:val="21"/>
@@ -1061,48 +1171,88 @@
         <w:t>）。</w:t>
       </w:r>
     </w:p>
-    <w:p>
-      <w:pPr>
-        <w:spacing w:before="80" w:after="120"/>
-        <w:shd w:val="clear" w:color="auto" w:fill="EAF2FB"/>
-      </w:pPr>
-      <w:r>
-        <w:rPr>
-          <w:rFonts w:ascii="ＭＳ ゴシック" w:hAnsi="ＭＳ ゴシック" w:eastAsia="ＭＳ ゴシック"/>
-          <w:b w:val="0"/>
-          <w:i w:val="0"/>
-          <w:sz w:val="19"/>
-        </w:rPr>
-        <w:t>verify</w:t>
-      </w:r>
-      <w:r>
-        <w:rPr>
-          <w:rFonts w:ascii="Meiryo UI" w:hAnsi="Meiryo UI" w:eastAsia="Meiryo UI"/>
-          <w:b w:val="0"/>
-          <w:i w:val="0"/>
-          <w:sz w:val="20"/>
-        </w:rPr>
-        <w:t xml:space="preserve"> は生成済み SVG を読むため、先に </w:t>
-      </w:r>
-      <w:r>
-        <w:rPr>
-          <w:rFonts w:ascii="ＭＳ ゴシック" w:hAnsi="ＭＳ ゴシック" w:eastAsia="ＭＳ ゴシック"/>
-          <w:b w:val="0"/>
-          <w:i w:val="0"/>
-          <w:sz w:val="19"/>
-        </w:rPr>
-        <w:t>batch</w:t>
-      </w:r>
-      <w:r>
-        <w:rPr>
-          <w:rFonts w:ascii="Meiryo UI" w:hAnsi="Meiryo UI" w:eastAsia="Meiryo UI"/>
-          <w:b w:val="0"/>
-          <w:i w:val="0"/>
-          <w:sz w:val="20"/>
-        </w:rPr>
-        <w:t xml:space="preserve"> を実行しておくこと。出力は決定的なので、同じ入力なら毎回同一の SVG が得られる。</w:t>
-      </w:r>
-    </w:p>
+    <w:tbl>
+      <w:tblPr>
+        <w:tblW w:type="auto" w:w="0"/>
+        <w:tblLook w:firstColumn="1" w:firstRow="1" w:lastColumn="0" w:lastRow="0" w:noHBand="0" w:noVBand="1" w:val="04A0"/>
+      </w:tblPr>
+      <w:tblGrid>
+        <w:gridCol w:w="9746"/>
+      </w:tblGrid>
+      <w:tr>
+        <w:trPr>
+          <w:cantSplit/>
+        </w:trPr>
+        <w:tc>
+          <w:tcPr>
+            <w:tcW w:type="dxa" w:w="9746"/>
+            <w:shd w:val="clear" w:color="auto" w:fill="EAF2FB"/>
+            <w:tcBorders>
+              <w:top w:val="single" w:sz="8" w:space="0" w:color="B9D3EE"/>
+              <w:left w:val="single" w:sz="8" w:space="0" w:color="B9D3EE"/>
+              <w:bottom w:val="single" w:sz="8" w:space="0" w:color="B9D3EE"/>
+              <w:right w:val="single" w:sz="8" w:space="0" w:color="B9D3EE"/>
+            </w:tcBorders>
+          </w:tcPr>
+          <w:p>
+            <w:r>
+              <w:rPr>
+                <w:rFonts w:ascii="BIZ UDPGothic" w:hAnsi="BIZ UDPGothic" w:eastAsia="BIZ UDPGothic"/>
+                <w:b/>
+                <w:i w:val="0"/>
+                <w:color w:val="FFFFFF"/>
+                <w:sz w:val="18"/>
+                <w:shd w:val="clear" w:color="auto" w:fill="1F5C99"/>
+              </w:rPr>
+              <w:t xml:space="preserve"> INFO </w:t>
+            </w:r>
+            <w:r>
+              <w:t xml:space="preserve">  </w:t>
+            </w:r>
+            <w:r>
+              <w:rPr>
+                <w:rFonts w:ascii="BIZ UDGothic" w:hAnsi="BIZ UDGothic" w:eastAsia="BIZ UDGothic"/>
+                <w:b w:val="0"/>
+                <w:i w:val="0"/>
+                <w:color w:val="20242C"/>
+                <w:sz w:val="19"/>
+              </w:rPr>
+              <w:t>verify</w:t>
+            </w:r>
+            <w:r>
+              <w:rPr>
+                <w:rFonts w:ascii="BIZ UDPGothic" w:hAnsi="BIZ UDPGothic" w:eastAsia="BIZ UDPGothic"/>
+                <w:b w:val="0"/>
+                <w:i w:val="0"/>
+                <w:color w:val="20242C"/>
+                <w:sz w:val="20"/>
+              </w:rPr>
+              <w:t xml:space="preserve"> は生成済み SVG を読むため、先に </w:t>
+            </w:r>
+            <w:r>
+              <w:rPr>
+                <w:rFonts w:ascii="BIZ UDGothic" w:hAnsi="BIZ UDGothic" w:eastAsia="BIZ UDGothic"/>
+                <w:b w:val="0"/>
+                <w:i w:val="0"/>
+                <w:color w:val="20242C"/>
+                <w:sz w:val="19"/>
+              </w:rPr>
+              <w:t>batch</w:t>
+            </w:r>
+            <w:r>
+              <w:rPr>
+                <w:rFonts w:ascii="BIZ UDPGothic" w:hAnsi="BIZ UDPGothic" w:eastAsia="BIZ UDPGothic"/>
+                <w:b w:val="0"/>
+                <w:i w:val="0"/>
+                <w:color w:val="20242C"/>
+                <w:sz w:val="20"/>
+              </w:rPr>
+              <w:t xml:space="preserve"> を実行しておくこと。出力は決定的なので、同じ入力なら毎回同一の SVG が得られる。</w:t>
+            </w:r>
+          </w:p>
+        </w:tc>
+      </w:tr>
+    </w:tbl>
     <w:sectPr>
       <w:pgSz w:w="12240" w:h="15840"/>
       <w:pgMar w:top="1134" w:right="1247" w:bottom="1134" w:left="1247" w:header="720" w:footer="720" w:gutter="0"/>
@@ -1477,7 +1627,7 @@
     <w:qFormat/>
     <w:rsid w:val="00FC693F"/>
     <w:rPr>
-      <w:rFonts w:ascii="Meiryo UI" w:hAnsi="Meiryo UI" w:eastAsia="Meiryo UI"/>
+      <w:rFonts w:ascii="BIZ UDPGothic" w:hAnsi="BIZ UDPGothic" w:eastAsia="BIZ UDPGothic"/>
       <w:sz w:val="21"/>
     </w:rPr>
   </w:style>
